--- a/4.质量管理/2.运行记录类文件/TXHS-04-19-2026年度1-3月运维服务质量管理报告.docx
+++ b/4.质量管理/2.运行记录类文件/TXHS-04-19-2026年度1-3月运维服务质量管理报告.docx
@@ -327,8 +327,10 @@
           <w:szCs w:val="24"/>
           <w:lang w:val="en-US" w:eastAsia="zh-CN"/>
         </w:rPr>
-        <w:t>17</w:t>
+        <w:t>19</w:t>
       </w:r>
+      <w:bookmarkStart w:id="16" w:name="_GoBack"/>
+      <w:bookmarkEnd w:id="16"/>
     </w:p>
     <w:tbl>
       <w:tblPr>
@@ -2108,8 +2110,6 @@
               <w:tab w:val="right" w:leader="dot" w:pos="8306"/>
             </w:tabs>
           </w:pPr>
-          <w:bookmarkStart w:id="16" w:name="_GoBack"/>
-          <w:bookmarkEnd w:id="16"/>
           <w:r>
             <w:rPr>
               <w:rFonts w:hint="eastAsia" w:ascii="宋体" w:hAnsi="宋体" w:eastAsia="宋体" w:cs="宋体"/>
@@ -2221,21 +2221,7 @@
               <w:rFonts w:hint="eastAsia"/>
               <w:lang w:val="en-US" w:eastAsia="zh-CN"/>
             </w:rPr>
-            <w:t>2026年度1-3月运维服务质量管理</w:t>
-          </w:r>
-          <w:r>
-            <w:rPr>
-              <w:rFonts w:hint="eastAsia"/>
-              <w:lang w:val="en-US" w:eastAsia="zh-CN"/>
-            </w:rPr>
-            <w:t xml:space="preserve"> </w:t>
-          </w:r>
-          <w:r>
-            <w:rPr>
-              <w:rFonts w:hint="eastAsia"/>
-              <w:lang w:val="en-US" w:eastAsia="zh-CN"/>
-            </w:rPr>
-            <w:t>报告</w:t>
+            <w:t>2026年度1-3月运维服务质量管理 报告</w:t>
           </w:r>
           <w:r>
             <w:tab/>
@@ -2784,8 +2770,8 @@
         <w:pStyle w:val="29"/>
         <w:bidi w:val="0"/>
       </w:pPr>
-      <w:bookmarkStart w:id="2" w:name="heading_0"/>
-      <w:bookmarkStart w:id="3" w:name="_Toc31162"/>
+      <w:bookmarkStart w:id="2" w:name="_Toc31162"/>
+      <w:bookmarkStart w:id="3" w:name="heading_0"/>
       <w:r>
         <w:t>概述</w:t>
       </w:r>
@@ -2806,8 +2792,8 @@
         <w:pStyle w:val="29"/>
         <w:bidi w:val="0"/>
       </w:pPr>
-      <w:bookmarkStart w:id="4" w:name="heading_1"/>
-      <w:bookmarkStart w:id="5" w:name="_Toc23085"/>
+      <w:bookmarkStart w:id="4" w:name="_Toc23085"/>
+      <w:bookmarkStart w:id="5" w:name="heading_1"/>
       <w:r>
         <w:t>客户满意度</w:t>
       </w:r>
@@ -2828,8 +2814,8 @@
         <w:pStyle w:val="29"/>
         <w:bidi w:val="0"/>
       </w:pPr>
-      <w:bookmarkStart w:id="6" w:name="heading_2"/>
-      <w:bookmarkStart w:id="7" w:name="_Toc17424"/>
+      <w:bookmarkStart w:id="6" w:name="_Toc17424"/>
+      <w:bookmarkStart w:id="7" w:name="heading_2"/>
       <w:r>
         <w:t>内审</w:t>
       </w:r>
@@ -2850,8 +2836,8 @@
         <w:pStyle w:val="29"/>
         <w:bidi w:val="0"/>
       </w:pPr>
-      <w:bookmarkStart w:id="8" w:name="heading_3"/>
-      <w:bookmarkStart w:id="9" w:name="_Toc10336"/>
+      <w:bookmarkStart w:id="8" w:name="_Toc10336"/>
+      <w:bookmarkStart w:id="9" w:name="heading_3"/>
       <w:r>
         <w:t>管理评审</w:t>
       </w:r>
@@ -5701,8 +5687,8 @@
         <w:pStyle w:val="29"/>
         <w:bidi w:val="0"/>
       </w:pPr>
-      <w:bookmarkStart w:id="14" w:name="heading_6"/>
-      <w:bookmarkStart w:id="15" w:name="_Toc28382"/>
+      <w:bookmarkStart w:id="14" w:name="_Toc28382"/>
+      <w:bookmarkStart w:id="15" w:name="heading_6"/>
       <w:r>
         <w:t>下季度工作计划</w:t>
       </w:r>
@@ -5755,6 +5741,7 @@
       <w:pPr>
         <w:pStyle w:val="30"/>
         <w:numPr>
+          <w:ilvl w:val="0"/>
           <w:numId w:val="0"/>
         </w:numPr>
         <w:bidi w:val="0"/>
@@ -6691,6 +6678,7 @@
   <w:style w:type="paragraph" w:customStyle="1" w:styleId="24">
     <w:name w:val="柴_文档修订信息"/>
     <w:basedOn w:val="1"/>
+    <w:qFormat/>
     <w:uiPriority w:val="0"/>
     <w:pPr>
       <w:widowControl w:val="0"/>
